--- a/02. Hồ sơ khoa học đề cương - MẪU/08. QĐ phê duyệt đề tài.docx
+++ b/02. Hồ sơ khoa học đề cương - MẪU/08. QĐ phê duyệt đề tài.docx
@@ -176,32 +176,28 @@
               <w:rPr>
                 <w:szCs w:val="26"/>
               </w:rPr>
-              <w:t xml:space="preserve">Số: </w:t>
-            </w:r>
-            <w:r>
-              <w:rPr>
-                <w:szCs w:val="26"/>
-                <w:lang w:val="vi-VN"/>
-              </w:rPr>
-              <w:t xml:space="preserve">   </w:t>
-            </w:r>
-            <w:r>
-              <w:rPr>
-                <w:szCs w:val="26"/>
-              </w:rPr>
-              <w:t xml:space="preserve"> </w:t>
-            </w:r>
-            <w:r>
-              <w:rPr>
-                <w:szCs w:val="26"/>
-              </w:rPr>
-              <w:t>/QĐ-YHUD/</w:t>
-            </w:r>
-            <w:r>
-              <w:rPr>
-                <w:szCs w:val="26"/>
-              </w:rPr>
-              <w:t>2025</w:t>
+              <w:t>Số:     /QĐ-YHUD/{{NAM}}</w:t>
+            </w:r>
+            <w:r>
+              <w:rPr>
+                <w:szCs w:val="26"/>
+                <w:lang w:val="vi-VN"/>
+              </w:rPr>
+            </w:r>
+            <w:r>
+              <w:rPr>
+                <w:szCs w:val="26"/>
+              </w:rPr>
+            </w:r>
+            <w:r>
+              <w:rPr>
+                <w:szCs w:val="26"/>
+              </w:rPr>
+            </w:r>
+            <w:r>
+              <w:rPr>
+                <w:szCs w:val="26"/>
+              </w:rPr>
             </w:r>
           </w:p>
         </w:tc>
@@ -371,7 +367,7 @@
                 <w:i/>
                 <w:szCs w:val="26"/>
               </w:rPr>
-              <w:t>Hà Nội, ngày</w:t>
+              <w:t>Hà Nội, ngày      tháng      năm {{NAM}}</w:t>
             </w:r>
             <w:r>
               <w:rPr>
@@ -379,14 +375,12 @@
                 <w:szCs w:val="26"/>
                 <w:lang w:val="vi-VN"/>
               </w:rPr>
-              <w:t xml:space="preserve">     </w:t>
             </w:r>
             <w:r>
               <w:rPr>
                 <w:i/>
                 <w:szCs w:val="26"/>
               </w:rPr>
-              <w:t xml:space="preserve"> tháng </w:t>
             </w:r>
             <w:r>
               <w:rPr>
@@ -394,21 +388,18 @@
                 <w:szCs w:val="26"/>
                 <w:lang w:val="vi-VN"/>
               </w:rPr>
-              <w:t xml:space="preserve">     </w:t>
             </w:r>
             <w:r>
               <w:rPr>
                 <w:i/>
                 <w:szCs w:val="26"/>
               </w:rPr>
-              <w:t xml:space="preserve">năm </w:t>
             </w:r>
             <w:r>
               <w:rPr>
                 <w:i/>
                 <w:szCs w:val="26"/>
               </w:rPr>
-              <w:t>2025</w:t>
             </w:r>
           </w:p>
         </w:tc>
@@ -454,35 +445,31 @@
           <w:i/>
           <w:lang w:val="vi-VN"/>
         </w:rPr>
-        <w:t>V</w:t>
+        <w:t>V/v: Phê duyệt đề tài KHCN năm {{NAM}}</w:t>
       </w:r>
       <w:r>
         <w:rPr>
           <w:i/>
           <w:lang w:val="vi-VN"/>
         </w:rPr>
-        <w:t>/v</w:t>
       </w:r>
       <w:r>
         <w:rPr>
           <w:i/>
           <w:lang w:val="vi-VN"/>
         </w:rPr>
-        <w:t>: Phê duyệt đề tài KHCN năm</w:t>
       </w:r>
       <w:r>
         <w:rPr>
           <w:i/>
           <w:lang w:val="vi-VN"/>
         </w:rPr>
-        <w:t xml:space="preserve"> </w:t>
       </w:r>
       <w:r>
         <w:rPr>
           <w:i/>
           <w:lang w:val="vi-VN"/>
         </w:rPr>
-        <w:t>2024</w:t>
       </w:r>
     </w:p>
     <w:p>
@@ -712,58 +699,50 @@
           <w:b/>
           <w:lang w:val="vi-VN"/>
         </w:rPr>
-        <w:t>Điều 1</w:t>
-      </w:r>
-      <w:r>
-        <w:rPr>
-          <w:lang w:val="vi-VN"/>
-        </w:rPr>
-        <w:t>: Phê duyệt đề tài nghiên cứu năm</w:t>
-      </w:r>
-      <w:r>
-        <w:rPr>
-          <w:lang w:val="vi-VN"/>
-        </w:rPr>
-        <w:t xml:space="preserve"> </w:t>
-      </w:r>
-      <w:r>
-        <w:rPr>
-          <w:lang w:val="vi-VN"/>
-        </w:rPr>
-        <w:t>2024</w:t>
-      </w:r>
-      <w:r>
-        <w:rPr>
-          <w:lang w:val="vi-VN"/>
-        </w:rPr>
-        <w:t>, tên đề tài:</w:t>
-      </w:r>
-      <w:r>
-        <w:rPr>
-          <w:lang w:val="vi-VN"/>
-        </w:rPr>
-        <w:t xml:space="preserve"> “</w:t>
+        <w:t>Điều 1: Phê duyệt đề tài nghiên cứu năm {{NAM}}, tên đề tài: “{{TEN_DE_TAI}}”.</w:t>
+      </w:r>
+      <w:r>
+        <w:rPr>
+          <w:lang w:val="vi-VN"/>
+        </w:rPr>
+      </w:r>
+      <w:r>
+        <w:rPr>
+          <w:lang w:val="vi-VN"/>
+        </w:rPr>
+      </w:r>
+      <w:r>
+        <w:rPr>
+          <w:lang w:val="vi-VN"/>
+        </w:rPr>
+      </w:r>
+      <w:r>
+        <w:rPr>
+          <w:lang w:val="vi-VN"/>
+        </w:rPr>
+      </w:r>
+      <w:r>
+        <w:rPr>
+          <w:lang w:val="vi-VN"/>
+        </w:rPr>
       </w:r>
       <w:r>
         <w:rPr>
           <w:szCs w:val="26"/>
           <w:lang w:val="vi-VN"/>
         </w:rPr>
-        <w:t>Đánh giá hiệu quả sản phẩm sữa dinh dưỡng pha sẵn KUN DOCTOR COLOSTRUM lên tình trạng dinh dưỡng, miễn dịch, tiêu hóa và giấc ngủ của trẻ từ 24 đến 72 tháng tuổi</w:t>
       </w:r>
       <w:r>
         <w:rPr>
           <w:szCs w:val="26"/>
           <w:lang w:val="vi-VN"/>
         </w:rPr>
-        <w:t>”</w:t>
       </w:r>
       <w:r>
         <w:rPr>
           <w:szCs w:val="26"/>
           <w:lang w:val="vi-VN"/>
         </w:rPr>
-        <w:t>.</w:t>
       </w:r>
     </w:p>
     <w:p>
@@ -777,25 +756,22 @@
         <w:rPr>
           <w:lang w:val="vi-VN"/>
         </w:rPr>
-        <w:t>- Chủ nhiệm đề tài:</w:t>
-      </w:r>
-      <w:r>
-        <w:rPr>
-          <w:lang w:val="vi-VN"/>
-        </w:rPr>
-        <w:t xml:space="preserve"> </w:t>
-      </w:r>
-      <w:r>
-        <w:rPr>
-          <w:lang w:val="vi-VN"/>
-        </w:rPr>
-        <w:t xml:space="preserve">Ts. Bs. </w:t>
-      </w:r>
-      <w:r>
-        <w:rPr>
-          <w:lang w:val="vi-VN"/>
-        </w:rPr>
-        <w:t>Trương Hồng Sơn</w:t>
+        <w:t>- Chủ nhiệm đề tài: {{CHU_NHIEM_HO_TEN}}</w:t>
+      </w:r>
+      <w:r>
+        <w:rPr>
+          <w:lang w:val="vi-VN"/>
+        </w:rPr>
+      </w:r>
+      <w:r>
+        <w:rPr>
+          <w:lang w:val="vi-VN"/>
+        </w:rPr>
+      </w:r>
+      <w:r>
+        <w:rPr>
+          <w:lang w:val="vi-VN"/>
+        </w:rPr>
       </w:r>
     </w:p>
     <w:p>
@@ -809,31 +785,27 @@
         <w:rPr>
           <w:lang w:val="vi-VN"/>
         </w:rPr>
-        <w:t xml:space="preserve">- Đơn vị </w:t>
-      </w:r>
-      <w:r>
-        <w:rPr>
-          <w:lang w:val="vi-VN"/>
-        </w:rPr>
-        <w:t>thực</w:t>
-      </w:r>
-      <w:r>
-        <w:rPr>
-          <w:lang w:val="vi-VN"/>
-        </w:rPr>
-        <w:t xml:space="preserve"> hiện </w:t>
-      </w:r>
-      <w:r>
-        <w:rPr>
-          <w:lang w:val="vi-VN"/>
-        </w:rPr>
-        <w:t>đề tài:</w:t>
-      </w:r>
-      <w:r>
-        <w:rPr>
-          <w:lang w:val="vi-VN"/>
-        </w:rPr>
-        <w:t xml:space="preserve"> Viện Y học ứng dụng Việt Nam</w:t>
+        <w:t>- Đơn vị thực hiện đề tài: {{DON_VI_CHU_TRI}}</w:t>
+      </w:r>
+      <w:r>
+        <w:rPr>
+          <w:lang w:val="vi-VN"/>
+        </w:rPr>
+      </w:r>
+      <w:r>
+        <w:rPr>
+          <w:lang w:val="vi-VN"/>
+        </w:rPr>
+      </w:r>
+      <w:r>
+        <w:rPr>
+          <w:lang w:val="vi-VN"/>
+        </w:rPr>
+      </w:r>
+      <w:r>
+        <w:rPr>
+          <w:lang w:val="vi-VN"/>
+        </w:rPr>
       </w:r>
     </w:p>
     <w:p>
@@ -847,79 +819,67 @@
         <w:rPr>
           <w:lang w:val="vi-VN"/>
         </w:rPr>
-        <w:t xml:space="preserve">- Thời gian thực hiện của đề </w:t>
-      </w:r>
-      <w:r>
-        <w:rPr>
-          <w:lang w:val="vi-VN"/>
-        </w:rPr>
-        <w:t>tài</w:t>
-      </w:r>
-      <w:r>
-        <w:rPr>
-          <w:lang w:val="vi-VN"/>
-        </w:rPr>
-        <w:t>:</w:t>
-      </w:r>
-      <w:r>
-        <w:rPr>
-          <w:lang w:val="vi-VN"/>
-        </w:rPr>
-        <w:t xml:space="preserve"> t</w:t>
-      </w:r>
-      <w:r>
-        <w:rPr>
-          <w:lang w:val="vi-VN"/>
-        </w:rPr>
-        <w:t xml:space="preserve">ừ tháng </w:t>
-      </w:r>
-      <w:r>
-        <w:rPr>
-          <w:lang w:val="vi-VN"/>
-        </w:rPr>
-        <w:t>12</w:t>
-      </w:r>
-      <w:r>
-        <w:rPr>
-          <w:lang w:val="vi-VN"/>
-        </w:rPr>
-        <w:t>/</w:t>
-      </w:r>
-      <w:r>
-        <w:rPr>
-          <w:lang w:val="vi-VN"/>
-        </w:rPr>
-        <w:t>2024</w:t>
-      </w:r>
-      <w:r>
-        <w:rPr>
-          <w:lang w:val="vi-VN"/>
-        </w:rPr>
-        <w:t xml:space="preserve"> đế</w:t>
-      </w:r>
-      <w:r>
-        <w:rPr>
-          <w:lang w:val="vi-VN"/>
-        </w:rPr>
-        <w:t xml:space="preserve">n tháng </w:t>
-      </w:r>
-      <w:r>
-        <w:rPr>
-          <w:lang w:val="vi-VN"/>
-        </w:rPr>
-        <w:t>05</w:t>
-      </w:r>
-      <w:r>
-        <w:rPr>
-          <w:lang w:val="vi-VN"/>
-        </w:rPr>
-        <w:t>/</w:t>
-      </w:r>
-      <w:r>
-        <w:rPr>
-          <w:lang w:val="vi-VN"/>
-        </w:rPr>
-        <w:t>2025</w:t>
+        <w:t>- Thời gian thực hiện của đề tài: từ tháng 12/{{NAM}} đến tháng 05/{{NAM}}</w:t>
+      </w:r>
+      <w:r>
+        <w:rPr>
+          <w:lang w:val="vi-VN"/>
+        </w:rPr>
+      </w:r>
+      <w:r>
+        <w:rPr>
+          <w:lang w:val="vi-VN"/>
+        </w:rPr>
+      </w:r>
+      <w:r>
+        <w:rPr>
+          <w:lang w:val="vi-VN"/>
+        </w:rPr>
+      </w:r>
+      <w:r>
+        <w:rPr>
+          <w:lang w:val="vi-VN"/>
+        </w:rPr>
+      </w:r>
+      <w:r>
+        <w:rPr>
+          <w:lang w:val="vi-VN"/>
+        </w:rPr>
+      </w:r>
+      <w:r>
+        <w:rPr>
+          <w:lang w:val="vi-VN"/>
+        </w:rPr>
+      </w:r>
+      <w:r>
+        <w:rPr>
+          <w:lang w:val="vi-VN"/>
+        </w:rPr>
+      </w:r>
+      <w:r>
+        <w:rPr>
+          <w:lang w:val="vi-VN"/>
+        </w:rPr>
+      </w:r>
+      <w:r>
+        <w:rPr>
+          <w:lang w:val="vi-VN"/>
+        </w:rPr>
+      </w:r>
+      <w:r>
+        <w:rPr>
+          <w:lang w:val="vi-VN"/>
+        </w:rPr>
+      </w:r>
+      <w:r>
+        <w:rPr>
+          <w:lang w:val="vi-VN"/>
+        </w:rPr>
+      </w:r>
+      <w:r>
+        <w:rPr>
+          <w:lang w:val="vi-VN"/>
+        </w:rPr>
       </w:r>
     </w:p>
     <w:p>

--- a/02. Hồ sơ khoa học đề cương - MẪU/08. QĐ phê duyệt đề tài.docx
+++ b/02. Hồ sơ khoa học đề cương - MẪU/08. QĐ phê duyệt đề tài.docx
@@ -819,7 +819,7 @@
         <w:rPr>
           <w:lang w:val="vi-VN"/>
         </w:rPr>
-        <w:t>- Thời gian thực hiện của đề tài: từ tháng 12/{{NAM}} đến tháng 05/{{NAM}}</w:t>
+        <w:t>- Thời gian thực hiện của đề tài: từ tháng {{THOI_GIAN_BAT_DAU}} đến tháng {{THOI_GIAN_KET_THUC}}</w:t>
       </w:r>
       <w:r>
         <w:rPr>

--- a/02. Hồ sơ khoa học đề cương - MẪU/08. QĐ phê duyệt đề tài.docx
+++ b/02. Hồ sơ khoa học đề cương - MẪU/08. QĐ phê duyệt đề tài.docx
@@ -1,6 +1,6 @@
 
 <file path=word/document.xml><?xml version="1.0" encoding="utf-8"?>
-<w:document xmlns:wpc="http://schemas.microsoft.com/office/word/2010/wordprocessingCanvas" xmlns:cx="http://schemas.microsoft.com/office/drawing/2014/chartex" xmlns:cx1="http://schemas.microsoft.com/office/drawing/2015/9/8/chartex" xmlns:cx2="http://schemas.microsoft.com/office/drawing/2015/10/21/chartex" xmlns:cx3="http://schemas.microsoft.com/office/drawing/2016/5/9/chartex" xmlns:cx4="http://schemas.microsoft.com/office/drawing/2016/5/10/chartex" xmlns:cx5="http://schemas.microsoft.com/office/drawing/2016/5/11/chartex" xmlns:cx6="http://schemas.microsoft.com/office/drawing/2016/5/12/chartex" xmlns:cx7="http://schemas.microsoft.com/office/drawing/2016/5/13/chartex" xmlns:cx8="http://schemas.microsoft.com/office/drawing/2016/5/14/chartex" xmlns:mc="http://schemas.openxmlformats.org/markup-compatibility/2006" xmlns:aink="http://schemas.microsoft.com/office/drawing/2016/ink" xmlns:am3d="http://schemas.microsoft.com/office/drawing/2017/model3d" xmlns:o="urn:schemas-microsoft-com:office:office" xmlns:oel="http://schemas.microsoft.com/office/2019/extlst" xmlns:r="http://schemas.openxmlformats.org/officeDocument/2006/relationships" xmlns:m="http://schemas.openxmlformats.org/officeDocument/2006/math" xmlns:v="urn:schemas-microsoft-com:vml" xmlns:wp14="http://schemas.microsoft.com/office/word/2010/wordprocessingDrawing" xmlns:wp="http://schemas.openxmlformats.org/drawingml/2006/wordprocessingDrawing" xmlns:w10="urn:schemas-microsoft-com:office:word" xmlns:w="http://schemas.openxmlformats.org/wordprocessingml/2006/main" xmlns:w14="http://schemas.microsoft.com/office/word/2010/wordml" xmlns:w15="http://schemas.microsoft.com/office/word/2012/wordml" xmlns:w16cex="http://schemas.microsoft.com/office/word/2018/wordml/cex" xmlns:w16cid="http://schemas.microsoft.com/office/word/2016/wordml/cid" xmlns:w16="http://schemas.microsoft.com/office/word/2018/wordml" xmlns:w16du="http://schemas.microsoft.com/office/word/2023/wordml/word16du" xmlns:w16sdtdh="http://schemas.microsoft.com/office/word/2020/wordml/sdtdatahash" xmlns:w16se="http://schemas.microsoft.com/office/word/2015/wordml/symex" xmlns:wpg="http://schemas.microsoft.com/office/word/2010/wordprocessingGroup" xmlns:wpi="http://schemas.microsoft.com/office/word/2010/wordprocessingInk" xmlns:wne="http://schemas.microsoft.com/office/word/2006/wordml" xmlns:wps="http://schemas.microsoft.com/office/word/2010/wordprocessingShape" mc:Ignorable="w14 w15 w16se w16cid w16 w16cex w16sdtdh w16du wp14">
+<w:document xmlns:wpc="http://schemas.microsoft.com/office/word/2010/wordprocessingCanvas" xmlns:cx="http://schemas.microsoft.com/office/drawing/2014/chartex" xmlns:cx1="http://schemas.microsoft.com/office/drawing/2015/9/8/chartex" xmlns:cx2="http://schemas.microsoft.com/office/drawing/2015/10/21/chartex" xmlns:cx3="http://schemas.microsoft.com/office/drawing/2016/5/9/chartex" xmlns:cx4="http://schemas.microsoft.com/office/drawing/2016/5/10/chartex" xmlns:cx5="http://schemas.microsoft.com/office/drawing/2016/5/11/chartex" xmlns:cx6="http://schemas.microsoft.com/office/drawing/2016/5/12/chartex" xmlns:cx7="http://schemas.microsoft.com/office/drawing/2016/5/13/chartex" xmlns:cx8="http://schemas.microsoft.com/office/drawing/2016/5/14/chartex" xmlns:mc="http://schemas.openxmlformats.org/markup-compatibility/2006" xmlns:aink="http://schemas.microsoft.com/office/drawing/2016/ink" xmlns:am3d="http://schemas.microsoft.com/office/drawing/2017/model3d" xmlns:o="urn:schemas-microsoft-com:office:office" xmlns:oel="http://schemas.microsoft.com/office/2019/extlst" xmlns:r="http://schemas.openxmlformats.org/officeDocument/2006/relationships" xmlns:m="http://schemas.openxmlformats.org/officeDocument/2006/math" xmlns:v="urn:schemas-microsoft-com:vml" xmlns:wp14="http://schemas.microsoft.com/office/word/2010/wordprocessingDrawing" xmlns:wp="http://schemas.openxmlformats.org/drawingml/2006/wordprocessingDrawing" xmlns:w10="urn:schemas-microsoft-com:office:word" xmlns:w="http://schemas.openxmlformats.org/wordprocessingml/2006/main" xmlns:w14="http://schemas.microsoft.com/office/word/2010/wordml" xmlns:w15="http://schemas.microsoft.com/office/word/2012/wordml" xmlns:w16cex="http://schemas.microsoft.com/office/word/2018/wordml/cex" xmlns:w16cid="http://schemas.microsoft.com/office/word/2016/wordml/cid" xmlns:w16="http://schemas.microsoft.com/office/word/2018/wordml" xmlns:w16du="http://schemas.microsoft.com/office/word/2023/wordml/word16du" xmlns:w16sdtdh="http://schemas.microsoft.com/office/word/2020/wordml/sdtdatahash" xmlns:w16sdtfl="http://schemas.microsoft.com/office/word/2024/wordml/sdtformatlock" xmlns:w16se="http://schemas.microsoft.com/office/word/2015/wordml/symex" xmlns:wpg="http://schemas.microsoft.com/office/word/2010/wordprocessingGroup" xmlns:wpi="http://schemas.microsoft.com/office/word/2010/wordprocessingInk" xmlns:wne="http://schemas.microsoft.com/office/word/2006/wordml" xmlns:wps="http://schemas.microsoft.com/office/word/2010/wordprocessingShape" mc:Ignorable="w14 w15 w16se w16cid w16 w16cex w16sdtdh w16sdtfl w16du wp14">
   <w:body>
     <w:tbl>
       <w:tblPr>
@@ -176,28 +176,32 @@
               <w:rPr>
                 <w:szCs w:val="26"/>
               </w:rPr>
-              <w:t>Số:     /QĐ-YHUD/{{NAM}}</w:t>
-            </w:r>
-            <w:r>
-              <w:rPr>
-                <w:szCs w:val="26"/>
-                <w:lang w:val="vi-VN"/>
-              </w:rPr>
-            </w:r>
-            <w:r>
-              <w:rPr>
-                <w:szCs w:val="26"/>
-              </w:rPr>
-            </w:r>
-            <w:r>
-              <w:rPr>
-                <w:szCs w:val="26"/>
-              </w:rPr>
-            </w:r>
-            <w:r>
-              <w:rPr>
-                <w:szCs w:val="26"/>
-              </w:rPr>
+              <w:t xml:space="preserve">Số: </w:t>
+            </w:r>
+            <w:r>
+              <w:rPr>
+                <w:szCs w:val="26"/>
+                <w:lang w:val="vi-VN"/>
+              </w:rPr>
+              <w:t xml:space="preserve">   </w:t>
+            </w:r>
+            <w:r>
+              <w:rPr>
+                <w:szCs w:val="26"/>
+              </w:rPr>
+              <w:t xml:space="preserve"> </w:t>
+            </w:r>
+            <w:r>
+              <w:rPr>
+                <w:szCs w:val="26"/>
+              </w:rPr>
+              <w:t>/QĐ-YHUD/</w:t>
+            </w:r>
+            <w:r>
+              <w:rPr>
+                <w:szCs w:val="26"/>
+              </w:rPr>
+              <w:t>{{NAM}}</w:t>
             </w:r>
           </w:p>
         </w:tc>
@@ -367,7 +371,7 @@
                 <w:i/>
                 <w:szCs w:val="26"/>
               </w:rPr>
-              <w:t>Hà Nội, ngày      tháng      năm {{NAM}}</w:t>
+              <w:t>Hà Nội, ngày</w:t>
             </w:r>
             <w:r>
               <w:rPr>
@@ -375,12 +379,14 @@
                 <w:szCs w:val="26"/>
                 <w:lang w:val="vi-VN"/>
               </w:rPr>
+              <w:t xml:space="preserve">     </w:t>
             </w:r>
             <w:r>
               <w:rPr>
                 <w:i/>
                 <w:szCs w:val="26"/>
               </w:rPr>
+              <w:t xml:space="preserve"> tháng </w:t>
             </w:r>
             <w:r>
               <w:rPr>
@@ -388,18 +394,21 @@
                 <w:szCs w:val="26"/>
                 <w:lang w:val="vi-VN"/>
               </w:rPr>
+              <w:t xml:space="preserve">     </w:t>
             </w:r>
             <w:r>
               <w:rPr>
                 <w:i/>
                 <w:szCs w:val="26"/>
               </w:rPr>
+              <w:t xml:space="preserve">năm </w:t>
             </w:r>
             <w:r>
               <w:rPr>
                 <w:i/>
                 <w:szCs w:val="26"/>
               </w:rPr>
+              <w:t>{{NAM}}</w:t>
             </w:r>
           </w:p>
         </w:tc>
@@ -445,31 +454,35 @@
           <w:i/>
           <w:lang w:val="vi-VN"/>
         </w:rPr>
-        <w:t>V/v: Phê duyệt đề tài KHCN năm {{NAM}}</w:t>
+        <w:t>V</w:t>
       </w:r>
       <w:r>
         <w:rPr>
           <w:i/>
           <w:lang w:val="vi-VN"/>
         </w:rPr>
+        <w:t>/v</w:t>
       </w:r>
       <w:r>
         <w:rPr>
           <w:i/>
           <w:lang w:val="vi-VN"/>
         </w:rPr>
+        <w:t>: Phê duyệt đề tài KHCN năm</w:t>
       </w:r>
       <w:r>
         <w:rPr>
           <w:i/>
           <w:lang w:val="vi-VN"/>
         </w:rPr>
+        <w:t xml:space="preserve"> </w:t>
       </w:r>
       <w:r>
         <w:rPr>
           <w:i/>
           <w:lang w:val="vi-VN"/>
         </w:rPr>
+        <w:t>{{NAM}}</w:t>
       </w:r>
     </w:p>
     <w:p>
@@ -699,50 +712,58 @@
           <w:b/>
           <w:lang w:val="vi-VN"/>
         </w:rPr>
-        <w:t>Điều 1: Phê duyệt đề tài nghiên cứu năm {{NAM}}, tên đề tài: “{{TEN_DE_TAI}}”.</w:t>
-      </w:r>
-      <w:r>
-        <w:rPr>
-          <w:lang w:val="vi-VN"/>
-        </w:rPr>
-      </w:r>
-      <w:r>
-        <w:rPr>
-          <w:lang w:val="vi-VN"/>
-        </w:rPr>
-      </w:r>
-      <w:r>
-        <w:rPr>
-          <w:lang w:val="vi-VN"/>
-        </w:rPr>
-      </w:r>
-      <w:r>
-        <w:rPr>
-          <w:lang w:val="vi-VN"/>
-        </w:rPr>
-      </w:r>
-      <w:r>
-        <w:rPr>
-          <w:lang w:val="vi-VN"/>
-        </w:rPr>
+        <w:t>Điều 1</w:t>
+      </w:r>
+      <w:r>
+        <w:rPr>
+          <w:lang w:val="vi-VN"/>
+        </w:rPr>
+        <w:t>: Phê duyệt đề tài nghiên cứu năm</w:t>
+      </w:r>
+      <w:r>
+        <w:rPr>
+          <w:lang w:val="vi-VN"/>
+        </w:rPr>
+        <w:t xml:space="preserve"> </w:t>
+      </w:r>
+      <w:r>
+        <w:rPr>
+          <w:lang w:val="vi-VN"/>
+        </w:rPr>
+        <w:t>{{NAM}}</w:t>
+      </w:r>
+      <w:r>
+        <w:rPr>
+          <w:lang w:val="vi-VN"/>
+        </w:rPr>
+        <w:t>, tên đề tài:</w:t>
+      </w:r>
+      <w:r>
+        <w:rPr>
+          <w:lang w:val="vi-VN"/>
+        </w:rPr>
+        <w:t xml:space="preserve"> “</w:t>
       </w:r>
       <w:r>
         <w:rPr>
           <w:szCs w:val="26"/>
           <w:lang w:val="vi-VN"/>
         </w:rPr>
+        <w:t>{{TEN_DE_TAI}}</w:t>
       </w:r>
       <w:r>
         <w:rPr>
           <w:szCs w:val="26"/>
           <w:lang w:val="vi-VN"/>
         </w:rPr>
+        <w:t>”</w:t>
       </w:r>
       <w:r>
         <w:rPr>
           <w:szCs w:val="26"/>
           <w:lang w:val="vi-VN"/>
         </w:rPr>
+        <w:t>.</w:t>
       </w:r>
     </w:p>
     <w:p>
@@ -758,21 +779,6 @@
         </w:rPr>
         <w:t>- Chủ nhiệm đề tài: {{CHU_NHIEM_HO_TEN}}</w:t>
       </w:r>
-      <w:r>
-        <w:rPr>
-          <w:lang w:val="vi-VN"/>
-        </w:rPr>
-      </w:r>
-      <w:r>
-        <w:rPr>
-          <w:lang w:val="vi-VN"/>
-        </w:rPr>
-      </w:r>
-      <w:r>
-        <w:rPr>
-          <w:lang w:val="vi-VN"/>
-        </w:rPr>
-      </w:r>
     </w:p>
     <w:p>
       <w:pPr>
@@ -787,26 +793,6 @@
         </w:rPr>
         <w:t>- Đơn vị thực hiện đề tài: {{DON_VI_CHU_TRI}}</w:t>
       </w:r>
-      <w:r>
-        <w:rPr>
-          <w:lang w:val="vi-VN"/>
-        </w:rPr>
-      </w:r>
-      <w:r>
-        <w:rPr>
-          <w:lang w:val="vi-VN"/>
-        </w:rPr>
-      </w:r>
-      <w:r>
-        <w:rPr>
-          <w:lang w:val="vi-VN"/>
-        </w:rPr>
-      </w:r>
-      <w:r>
-        <w:rPr>
-          <w:lang w:val="vi-VN"/>
-        </w:rPr>
-      </w:r>
     </w:p>
     <w:p>
       <w:pPr>
@@ -819,67 +805,13 @@
         <w:rPr>
           <w:lang w:val="vi-VN"/>
         </w:rPr>
-        <w:t>- Thời gian thực hiện của đề tài: từ tháng {{THOI_GIAN_BAT_DAU}} đến tháng {{THOI_GIAN_KET_THUC}}</w:t>
-      </w:r>
-      <w:r>
-        <w:rPr>
-          <w:lang w:val="vi-VN"/>
-        </w:rPr>
-      </w:r>
-      <w:r>
-        <w:rPr>
-          <w:lang w:val="vi-VN"/>
-        </w:rPr>
-      </w:r>
-      <w:r>
-        <w:rPr>
-          <w:lang w:val="vi-VN"/>
-        </w:rPr>
-      </w:r>
-      <w:r>
-        <w:rPr>
-          <w:lang w:val="vi-VN"/>
-        </w:rPr>
-      </w:r>
-      <w:r>
-        <w:rPr>
-          <w:lang w:val="vi-VN"/>
-        </w:rPr>
-      </w:r>
-      <w:r>
-        <w:rPr>
-          <w:lang w:val="vi-VN"/>
-        </w:rPr>
-      </w:r>
-      <w:r>
-        <w:rPr>
-          <w:lang w:val="vi-VN"/>
-        </w:rPr>
-      </w:r>
-      <w:r>
-        <w:rPr>
-          <w:lang w:val="vi-VN"/>
-        </w:rPr>
-      </w:r>
-      <w:r>
-        <w:rPr>
-          <w:lang w:val="vi-VN"/>
-        </w:rPr>
-      </w:r>
-      <w:r>
-        <w:rPr>
-          <w:lang w:val="vi-VN"/>
-        </w:rPr>
-      </w:r>
-      <w:r>
-        <w:rPr>
-          <w:lang w:val="vi-VN"/>
-        </w:rPr>
-      </w:r>
-      <w:r>
-        <w:rPr>
-          <w:lang w:val="vi-VN"/>
-        </w:rPr>
+        <w:t xml:space="preserve">- </w:t>
+      </w:r>
+      <w:r>
+        <w:rPr>
+          <w:lang w:val="vi-VN"/>
+        </w:rPr>
+        <w:t>Thời gian thực hiện của đề tài: từ tháng {{THOI_GIAN_BAT_DAU}} đến tháng {{THOI_GIAN_KET_THUC}}</w:t>
       </w:r>
     </w:p>
     <w:p>
@@ -1262,7 +1194,7 @@
 </file>
 
 <file path=word/endnotes.xml><?xml version="1.0" encoding="utf-8"?>
-<w:endnotes xmlns:wpc="http://schemas.microsoft.com/office/word/2010/wordprocessingCanvas" xmlns:cx="http://schemas.microsoft.com/office/drawing/2014/chartex" xmlns:cx1="http://schemas.microsoft.com/office/drawing/2015/9/8/chartex" xmlns:cx2="http://schemas.microsoft.com/office/drawing/2015/10/21/chartex" xmlns:cx3="http://schemas.microsoft.com/office/drawing/2016/5/9/chartex" xmlns:cx4="http://schemas.microsoft.com/office/drawing/2016/5/10/chartex" xmlns:cx5="http://schemas.microsoft.com/office/drawing/2016/5/11/chartex" xmlns:cx6="http://schemas.microsoft.com/office/drawing/2016/5/12/chartex" xmlns:cx7="http://schemas.microsoft.com/office/drawing/2016/5/13/chartex" xmlns:cx8="http://schemas.microsoft.com/office/drawing/2016/5/14/chartex" xmlns:mc="http://schemas.openxmlformats.org/markup-compatibility/2006" xmlns:aink="http://schemas.microsoft.com/office/drawing/2016/ink" xmlns:am3d="http://schemas.microsoft.com/office/drawing/2017/model3d" xmlns:o="urn:schemas-microsoft-com:office:office" xmlns:oel="http://schemas.microsoft.com/office/2019/extlst" xmlns:r="http://schemas.openxmlformats.org/officeDocument/2006/relationships" xmlns:m="http://schemas.openxmlformats.org/officeDocument/2006/math" xmlns:v="urn:schemas-microsoft-com:vml" xmlns:wp14="http://schemas.microsoft.com/office/word/2010/wordprocessingDrawing" xmlns:wp="http://schemas.openxmlformats.org/drawingml/2006/wordprocessingDrawing" xmlns:w10="urn:schemas-microsoft-com:office:word" xmlns:w="http://schemas.openxmlformats.org/wordprocessingml/2006/main" xmlns:w14="http://schemas.microsoft.com/office/word/2010/wordml" xmlns:w15="http://schemas.microsoft.com/office/word/2012/wordml" xmlns:w16cex="http://schemas.microsoft.com/office/word/2018/wordml/cex" xmlns:w16cid="http://schemas.microsoft.com/office/word/2016/wordml/cid" xmlns:w16="http://schemas.microsoft.com/office/word/2018/wordml" xmlns:w16du="http://schemas.microsoft.com/office/word/2023/wordml/word16du" xmlns:w16sdtdh="http://schemas.microsoft.com/office/word/2020/wordml/sdtdatahash" xmlns:w16se="http://schemas.microsoft.com/office/word/2015/wordml/symex" xmlns:wpg="http://schemas.microsoft.com/office/word/2010/wordprocessingGroup" xmlns:wpi="http://schemas.microsoft.com/office/word/2010/wordprocessingInk" xmlns:wne="http://schemas.microsoft.com/office/word/2006/wordml" xmlns:wps="http://schemas.microsoft.com/office/word/2010/wordprocessingShape" mc:Ignorable="w14 w15 w16se w16cid w16 w16cex w16sdtdh w16du wp14">
+<w:endnotes xmlns:wpc="http://schemas.microsoft.com/office/word/2010/wordprocessingCanvas" xmlns:cx="http://schemas.microsoft.com/office/drawing/2014/chartex" xmlns:cx1="http://schemas.microsoft.com/office/drawing/2015/9/8/chartex" xmlns:cx2="http://schemas.microsoft.com/office/drawing/2015/10/21/chartex" xmlns:cx3="http://schemas.microsoft.com/office/drawing/2016/5/9/chartex" xmlns:cx4="http://schemas.microsoft.com/office/drawing/2016/5/10/chartex" xmlns:cx5="http://schemas.microsoft.com/office/drawing/2016/5/11/chartex" xmlns:cx6="http://schemas.microsoft.com/office/drawing/2016/5/12/chartex" xmlns:cx7="http://schemas.microsoft.com/office/drawing/2016/5/13/chartex" xmlns:cx8="http://schemas.microsoft.com/office/drawing/2016/5/14/chartex" xmlns:mc="http://schemas.openxmlformats.org/markup-compatibility/2006" xmlns:aink="http://schemas.microsoft.com/office/drawing/2016/ink" xmlns:am3d="http://schemas.microsoft.com/office/drawing/2017/model3d" xmlns:o="urn:schemas-microsoft-com:office:office" xmlns:oel="http://schemas.microsoft.com/office/2019/extlst" xmlns:r="http://schemas.openxmlformats.org/officeDocument/2006/relationships" xmlns:m="http://schemas.openxmlformats.org/officeDocument/2006/math" xmlns:v="urn:schemas-microsoft-com:vml" xmlns:wp14="http://schemas.microsoft.com/office/word/2010/wordprocessingDrawing" xmlns:wp="http://schemas.openxmlformats.org/drawingml/2006/wordprocessingDrawing" xmlns:w10="urn:schemas-microsoft-com:office:word" xmlns:w="http://schemas.openxmlformats.org/wordprocessingml/2006/main" xmlns:w14="http://schemas.microsoft.com/office/word/2010/wordml" xmlns:w15="http://schemas.microsoft.com/office/word/2012/wordml" xmlns:w16cex="http://schemas.microsoft.com/office/word/2018/wordml/cex" xmlns:w16cid="http://schemas.microsoft.com/office/word/2016/wordml/cid" xmlns:w16="http://schemas.microsoft.com/office/word/2018/wordml" xmlns:w16du="http://schemas.microsoft.com/office/word/2023/wordml/word16du" xmlns:w16sdtdh="http://schemas.microsoft.com/office/word/2020/wordml/sdtdatahash" xmlns:w16sdtfl="http://schemas.microsoft.com/office/word/2024/wordml/sdtformatlock" xmlns:w16se="http://schemas.microsoft.com/office/word/2015/wordml/symex" xmlns:wpg="http://schemas.microsoft.com/office/word/2010/wordprocessingGroup" xmlns:wpi="http://schemas.microsoft.com/office/word/2010/wordprocessingInk" xmlns:wne="http://schemas.microsoft.com/office/word/2006/wordml" xmlns:wps="http://schemas.microsoft.com/office/word/2010/wordprocessingShape" mc:Ignorable="w14 w15 w16se w16cid w16 w16cex w16sdtdh w16sdtfl w16du wp14">
   <w:endnote w:type="separator" w:id="-1">
     <w:p>
       <w:pPr>
@@ -1287,7 +1219,7 @@
 </file>
 
 <file path=word/footnotes.xml><?xml version="1.0" encoding="utf-8"?>
-<w:footnotes xmlns:wpc="http://schemas.microsoft.com/office/word/2010/wordprocessingCanvas" xmlns:cx="http://schemas.microsoft.com/office/drawing/2014/chartex" xmlns:cx1="http://schemas.microsoft.com/office/drawing/2015/9/8/chartex" xmlns:cx2="http://schemas.microsoft.com/office/drawing/2015/10/21/chartex" xmlns:cx3="http://schemas.microsoft.com/office/drawing/2016/5/9/chartex" xmlns:cx4="http://schemas.microsoft.com/office/drawing/2016/5/10/chartex" xmlns:cx5="http://schemas.microsoft.com/office/drawing/2016/5/11/chartex" xmlns:cx6="http://schemas.microsoft.com/office/drawing/2016/5/12/chartex" xmlns:cx7="http://schemas.microsoft.com/office/drawing/2016/5/13/chartex" xmlns:cx8="http://schemas.microsoft.com/office/drawing/2016/5/14/chartex" xmlns:mc="http://schemas.openxmlformats.org/markup-compatibility/2006" xmlns:aink="http://schemas.microsoft.com/office/drawing/2016/ink" xmlns:am3d="http://schemas.microsoft.com/office/drawing/2017/model3d" xmlns:o="urn:schemas-microsoft-com:office:office" xmlns:oel="http://schemas.microsoft.com/office/2019/extlst" xmlns:r="http://schemas.openxmlformats.org/officeDocument/2006/relationships" xmlns:m="http://schemas.openxmlformats.org/officeDocument/2006/math" xmlns:v="urn:schemas-microsoft-com:vml" xmlns:wp14="http://schemas.microsoft.com/office/word/2010/wordprocessingDrawing" xmlns:wp="http://schemas.openxmlformats.org/drawingml/2006/wordprocessingDrawing" xmlns:w10="urn:schemas-microsoft-com:office:word" xmlns:w="http://schemas.openxmlformats.org/wordprocessingml/2006/main" xmlns:w14="http://schemas.microsoft.com/office/word/2010/wordml" xmlns:w15="http://schemas.microsoft.com/office/word/2012/wordml" xmlns:w16cex="http://schemas.microsoft.com/office/word/2018/wordml/cex" xmlns:w16cid="http://schemas.microsoft.com/office/word/2016/wordml/cid" xmlns:w16="http://schemas.microsoft.com/office/word/2018/wordml" xmlns:w16du="http://schemas.microsoft.com/office/word/2023/wordml/word16du" xmlns:w16sdtdh="http://schemas.microsoft.com/office/word/2020/wordml/sdtdatahash" xmlns:w16se="http://schemas.microsoft.com/office/word/2015/wordml/symex" xmlns:wpg="http://schemas.microsoft.com/office/word/2010/wordprocessingGroup" xmlns:wpi="http://schemas.microsoft.com/office/word/2010/wordprocessingInk" xmlns:wne="http://schemas.microsoft.com/office/word/2006/wordml" xmlns:wps="http://schemas.microsoft.com/office/word/2010/wordprocessingShape" mc:Ignorable="w14 w15 w16se w16cid w16 w16cex w16sdtdh w16du wp14">
+<w:footnotes xmlns:wpc="http://schemas.microsoft.com/office/word/2010/wordprocessingCanvas" xmlns:cx="http://schemas.microsoft.com/office/drawing/2014/chartex" xmlns:cx1="http://schemas.microsoft.com/office/drawing/2015/9/8/chartex" xmlns:cx2="http://schemas.microsoft.com/office/drawing/2015/10/21/chartex" xmlns:cx3="http://schemas.microsoft.com/office/drawing/2016/5/9/chartex" xmlns:cx4="http://schemas.microsoft.com/office/drawing/2016/5/10/chartex" xmlns:cx5="http://schemas.microsoft.com/office/drawing/2016/5/11/chartex" xmlns:cx6="http://schemas.microsoft.com/office/drawing/2016/5/12/chartex" xmlns:cx7="http://schemas.microsoft.com/office/drawing/2016/5/13/chartex" xmlns:cx8="http://schemas.microsoft.com/office/drawing/2016/5/14/chartex" xmlns:mc="http://schemas.openxmlformats.org/markup-compatibility/2006" xmlns:aink="http://schemas.microsoft.com/office/drawing/2016/ink" xmlns:am3d="http://schemas.microsoft.com/office/drawing/2017/model3d" xmlns:o="urn:schemas-microsoft-com:office:office" xmlns:oel="http://schemas.microsoft.com/office/2019/extlst" xmlns:r="http://schemas.openxmlformats.org/officeDocument/2006/relationships" xmlns:m="http://schemas.openxmlformats.org/officeDocument/2006/math" xmlns:v="urn:schemas-microsoft-com:vml" xmlns:wp14="http://schemas.microsoft.com/office/word/2010/wordprocessingDrawing" xmlns:wp="http://schemas.openxmlformats.org/drawingml/2006/wordprocessingDrawing" xmlns:w10="urn:schemas-microsoft-com:office:word" xmlns:w="http://schemas.openxmlformats.org/wordprocessingml/2006/main" xmlns:w14="http://schemas.microsoft.com/office/word/2010/wordml" xmlns:w15="http://schemas.microsoft.com/office/word/2012/wordml" xmlns:w16cex="http://schemas.microsoft.com/office/word/2018/wordml/cex" xmlns:w16cid="http://schemas.microsoft.com/office/word/2016/wordml/cid" xmlns:w16="http://schemas.microsoft.com/office/word/2018/wordml" xmlns:w16du="http://schemas.microsoft.com/office/word/2023/wordml/word16du" xmlns:w16sdtdh="http://schemas.microsoft.com/office/word/2020/wordml/sdtdatahash" xmlns:w16sdtfl="http://schemas.microsoft.com/office/word/2024/wordml/sdtformatlock" xmlns:w16se="http://schemas.microsoft.com/office/word/2015/wordml/symex" xmlns:wpg="http://schemas.microsoft.com/office/word/2010/wordprocessingGroup" xmlns:wpi="http://schemas.microsoft.com/office/word/2010/wordprocessingInk" xmlns:wne="http://schemas.microsoft.com/office/word/2006/wordml" xmlns:wps="http://schemas.microsoft.com/office/word/2010/wordprocessingShape" mc:Ignorable="w14 w15 w16se w16cid w16 w16cex w16sdtdh w16sdtfl w16du wp14">
   <w:footnote w:type="separator" w:id="-1">
     <w:p>
       <w:pPr>
@@ -1312,7 +1244,7 @@
 </file>
 
 <file path=word/header1.xml><?xml version="1.0" encoding="utf-8"?>
-<w:hdr xmlns:wpc="http://schemas.microsoft.com/office/word/2010/wordprocessingCanvas" xmlns:cx="http://schemas.microsoft.com/office/drawing/2014/chartex" xmlns:cx1="http://schemas.microsoft.com/office/drawing/2015/9/8/chartex" xmlns:cx2="http://schemas.microsoft.com/office/drawing/2015/10/21/chartex" xmlns:cx3="http://schemas.microsoft.com/office/drawing/2016/5/9/chartex" xmlns:cx4="http://schemas.microsoft.com/office/drawing/2016/5/10/chartex" xmlns:cx5="http://schemas.microsoft.com/office/drawing/2016/5/11/chartex" xmlns:cx6="http://schemas.microsoft.com/office/drawing/2016/5/12/chartex" xmlns:cx7="http://schemas.microsoft.com/office/drawing/2016/5/13/chartex" xmlns:cx8="http://schemas.microsoft.com/office/drawing/2016/5/14/chartex" xmlns:mc="http://schemas.openxmlformats.org/markup-compatibility/2006" xmlns:aink="http://schemas.microsoft.com/office/drawing/2016/ink" xmlns:am3d="http://schemas.microsoft.com/office/drawing/2017/model3d" xmlns:o="urn:schemas-microsoft-com:office:office" xmlns:oel="http://schemas.microsoft.com/office/2019/extlst" xmlns:r="http://schemas.openxmlformats.org/officeDocument/2006/relationships" xmlns:m="http://schemas.openxmlformats.org/officeDocument/2006/math" xmlns:v="urn:schemas-microsoft-com:vml" xmlns:wp14="http://schemas.microsoft.com/office/word/2010/wordprocessingDrawing" xmlns:wp="http://schemas.openxmlformats.org/drawingml/2006/wordprocessingDrawing" xmlns:w10="urn:schemas-microsoft-com:office:word" xmlns:w="http://schemas.openxmlformats.org/wordprocessingml/2006/main" xmlns:w14="http://schemas.microsoft.com/office/word/2010/wordml" xmlns:w15="http://schemas.microsoft.com/office/word/2012/wordml" xmlns:w16cex="http://schemas.microsoft.com/office/word/2018/wordml/cex" xmlns:w16cid="http://schemas.microsoft.com/office/word/2016/wordml/cid" xmlns:w16="http://schemas.microsoft.com/office/word/2018/wordml" xmlns:w16du="http://schemas.microsoft.com/office/word/2023/wordml/word16du" xmlns:w16sdtdh="http://schemas.microsoft.com/office/word/2020/wordml/sdtdatahash" xmlns:w16se="http://schemas.microsoft.com/office/word/2015/wordml/symex" xmlns:wpg="http://schemas.microsoft.com/office/word/2010/wordprocessingGroup" xmlns:wpi="http://schemas.microsoft.com/office/word/2010/wordprocessingInk" xmlns:wne="http://schemas.microsoft.com/office/word/2006/wordml" xmlns:wps="http://schemas.microsoft.com/office/word/2010/wordprocessingShape" mc:Ignorable="w14 w15 w16se w16cid w16 w16cex w16sdtdh w16du wp14">
+<w:hdr xmlns:wpc="http://schemas.microsoft.com/office/word/2010/wordprocessingCanvas" xmlns:cx="http://schemas.microsoft.com/office/drawing/2014/chartex" xmlns:cx1="http://schemas.microsoft.com/office/drawing/2015/9/8/chartex" xmlns:cx2="http://schemas.microsoft.com/office/drawing/2015/10/21/chartex" xmlns:cx3="http://schemas.microsoft.com/office/drawing/2016/5/9/chartex" xmlns:cx4="http://schemas.microsoft.com/office/drawing/2016/5/10/chartex" xmlns:cx5="http://schemas.microsoft.com/office/drawing/2016/5/11/chartex" xmlns:cx6="http://schemas.microsoft.com/office/drawing/2016/5/12/chartex" xmlns:cx7="http://schemas.microsoft.com/office/drawing/2016/5/13/chartex" xmlns:cx8="http://schemas.microsoft.com/office/drawing/2016/5/14/chartex" xmlns:mc="http://schemas.openxmlformats.org/markup-compatibility/2006" xmlns:aink="http://schemas.microsoft.com/office/drawing/2016/ink" xmlns:am3d="http://schemas.microsoft.com/office/drawing/2017/model3d" xmlns:o="urn:schemas-microsoft-com:office:office" xmlns:oel="http://schemas.microsoft.com/office/2019/extlst" xmlns:r="http://schemas.openxmlformats.org/officeDocument/2006/relationships" xmlns:m="http://schemas.openxmlformats.org/officeDocument/2006/math" xmlns:v="urn:schemas-microsoft-com:vml" xmlns:wp14="http://schemas.microsoft.com/office/word/2010/wordprocessingDrawing" xmlns:wp="http://schemas.openxmlformats.org/drawingml/2006/wordprocessingDrawing" xmlns:w10="urn:schemas-microsoft-com:office:word" xmlns:w="http://schemas.openxmlformats.org/wordprocessingml/2006/main" xmlns:w14="http://schemas.microsoft.com/office/word/2010/wordml" xmlns:w15="http://schemas.microsoft.com/office/word/2012/wordml" xmlns:w16cex="http://schemas.microsoft.com/office/word/2018/wordml/cex" xmlns:w16cid="http://schemas.microsoft.com/office/word/2016/wordml/cid" xmlns:w16="http://schemas.microsoft.com/office/word/2018/wordml" xmlns:w16du="http://schemas.microsoft.com/office/word/2023/wordml/word16du" xmlns:w16sdtdh="http://schemas.microsoft.com/office/word/2020/wordml/sdtdatahash" xmlns:w16sdtfl="http://schemas.microsoft.com/office/word/2024/wordml/sdtformatlock" xmlns:w16se="http://schemas.microsoft.com/office/word/2015/wordml/symex" xmlns:wpg="http://schemas.microsoft.com/office/word/2010/wordprocessingGroup" xmlns:wpi="http://schemas.microsoft.com/office/word/2010/wordprocessingInk" xmlns:wne="http://schemas.microsoft.com/office/word/2006/wordml" xmlns:wps="http://schemas.microsoft.com/office/word/2010/wordprocessingShape" mc:Ignorable="w14 w15 w16se w16cid w16 w16cex w16sdtdh w16sdtfl w16du wp14">
   <w:p>
     <w:pPr>
       <w:pStyle w:val="Header"/>
@@ -1322,7 +1254,7 @@
 </file>
 
 <file path=word/styles.xml><?xml version="1.0" encoding="utf-8"?>
-<w:styles xmlns:mc="http://schemas.openxmlformats.org/markup-compatibility/2006" xmlns:r="http://schemas.openxmlformats.org/officeDocument/2006/relationships" xmlns:w="http://schemas.openxmlformats.org/wordprocessingml/2006/main" xmlns:w14="http://schemas.microsoft.com/office/word/2010/wordml" xmlns:w15="http://schemas.microsoft.com/office/word/2012/wordml" xmlns:w16cex="http://schemas.microsoft.com/office/word/2018/wordml/cex" xmlns:w16cid="http://schemas.microsoft.com/office/word/2016/wordml/cid" xmlns:w16="http://schemas.microsoft.com/office/word/2018/wordml" xmlns:w16du="http://schemas.microsoft.com/office/word/2023/wordml/word16du" xmlns:w16sdtdh="http://schemas.microsoft.com/office/word/2020/wordml/sdtdatahash" xmlns:w16se="http://schemas.microsoft.com/office/word/2015/wordml/symex" mc:Ignorable="w14 w15 w16se w16cid w16 w16cex w16sdtdh w16du">
+<w:styles xmlns:mc="http://schemas.openxmlformats.org/markup-compatibility/2006" xmlns:r="http://schemas.openxmlformats.org/officeDocument/2006/relationships" xmlns:w="http://schemas.openxmlformats.org/wordprocessingml/2006/main" xmlns:w14="http://schemas.microsoft.com/office/word/2010/wordml" xmlns:w15="http://schemas.microsoft.com/office/word/2012/wordml" xmlns:w16cex="http://schemas.microsoft.com/office/word/2018/wordml/cex" xmlns:w16cid="http://schemas.microsoft.com/office/word/2016/wordml/cid" xmlns:w16="http://schemas.microsoft.com/office/word/2018/wordml" xmlns:w16du="http://schemas.microsoft.com/office/word/2023/wordml/word16du" xmlns:w16sdtdh="http://schemas.microsoft.com/office/word/2020/wordml/sdtdatahash" xmlns:w16sdtfl="http://schemas.microsoft.com/office/word/2024/wordml/sdtformatlock" xmlns:w16se="http://schemas.microsoft.com/office/word/2015/wordml/symex" mc:Ignorable="w14 w15 w16se w16cid w16 w16cex w16sdtdh w16sdtfl w16du">
   <w:docDefaults>
     <w:rPrDefault>
       <w:rPr>
@@ -1732,6 +1664,7 @@
   <w:style w:type="character" w:default="1" w:styleId="DefaultParagraphFont">
     <w:name w:val="Default Paragraph Font"/>
     <w:uiPriority w:val="1"/>
+    <w:semiHidden/>
     <w:unhideWhenUsed/>
   </w:style>
   <w:style w:type="table" w:default="1" w:styleId="TableNormal">

--- a/02. Hồ sơ khoa học đề cương - MẪU/08. QĐ phê duyệt đề tài.docx
+++ b/02. Hồ sơ khoa học đề cương - MẪU/08. QĐ phê duyệt đề tài.docx
@@ -777,7 +777,19 @@
         <w:rPr>
           <w:lang w:val="vi-VN"/>
         </w:rPr>
-        <w:t>- Chủ nhiệm đề tài: {{CHU_NHIEM_HO_TEN}}</w:t>
+        <w:t>- Chủ nhiệm đề tài:</w:t>
+      </w:r>
+      <w:r>
+        <w:rPr>
+          <w:lang w:val="vi-VN"/>
+        </w:rPr>
+        <w:t xml:space="preserve"> </w:t>
+      </w:r>
+      <w:r>
+        <w:rPr>
+          <w:lang w:val="vi-VN"/>
+        </w:rPr>
+        <w:t>{{CHU_NHIEM_HO_TEN}}</w:t>
       </w:r>
     </w:p>
     <w:p>
